--- a/eng/docx/19.content.docx
+++ b/eng/docx/19.content.docx
@@ -45,7 +45,7 @@
         <w:rPr>
           <w:lang w:val="en_US" w:bidi="en_US"/>
         </w:rPr>
-        <w:t xml:space="preserve"> © 2023 SRV Partners Released under CC BY-SA 4.0 license. </w:t>
+        <w:t xml:space="preserve"> © 2025 Word Collective Released under CC BY-SA 4.0 license. </w:t>
       </w:r>
       <w:r>
         <w:rPr>
@@ -69,7 +69,7 @@
         <w:rPr>
           <w:lang w:val="en_US" w:bidi="en_US"/>
         </w:rPr>
-        <w:t xml:space="preserve"> © 2023 SRV Partners Released under CC BY-SA 4.0 license by Mission Mutual</w:t>
+        <w:t xml:space="preserve"> © 2025 Word Collective Released under CC BY-SA 4.0 license by Mission Mutual</w:t>
       </w:r>
       <w:r>
         <w:rPr>

--- a/eng/docx/19.content.docx
+++ b/eng/docx/19.content.docx
@@ -2808,6 +2808,271 @@
         <w:rPr>
           <w:lang w:val="en_US" w:bidi="en_US"/>
         </w:rPr>
+        <w:t>Psalms 1:1–6</w:t>
+      </w:r>
+      <w:r>
+        <w:rPr>
+          <w:lang w:val="en_US" w:bidi="en_US"/>
+        </w:rPr>
+      </w:r>
+    </w:p>
+    <w:p>
+      <w:pPr>
+        <w:pStyle w:val="Heading4"/>
+      </w:pPr>
+      <w:r>
+        <w:rPr>
+          <w:lang w:val="en_US" w:bidi="en_US"/>
+        </w:rPr>
+        <w:t>Audio Content</w:t>
+      </w:r>
+      <w:r>
+        <w:rPr>
+          <w:lang w:val="en_US" w:bidi="en_US"/>
+        </w:rPr>
+      </w:r>
+      <w:r>
+        <w:rPr>
+          <w:lang w:val="en_US" w:bidi="en_US"/>
+        </w:rPr>
+      </w:r>
+    </w:p>
+    <w:p>
+      <w:pPr>
+        <w:pStyle w:val="ListBullet"/>
+        <w:spacing w:line="240" w:lineRule="auto"/>
+        <w:ind w:left="720"/>
+      </w:pPr>
+      <w:r>
+        <w:rPr>
+          <w:lang w:val="en_US" w:bidi="en_US"/>
+        </w:rPr>
+      </w:r>
+      <w:hyperlink r:id="rId13">
+        <w:r>
+          <w:rPr>
+            <w:lang w:val="en_US" w:bidi="en_US"/>
+          </w:rPr>
+          <w:rPr>
+            <w:color w:val="0000EE"/>
+            <w:u w:val="single"/>
+          </w:rPr>
+          <w:t>Hear and Heart</w:t>
+        </w:r>
+      </w:hyperlink>
+      <w:r>
+        <w:rPr>
+          <w:lang w:val="en_US" w:bidi="en_US"/>
+        </w:rPr>
+        <w:t xml:space="preserve"> (680 KB)</w:t>
+      </w:r>
+      <w:r>
+        <w:rPr>
+          <w:lang w:val="en_US" w:bidi="en_US"/>
+        </w:rPr>
+      </w:r>
+    </w:p>
+    <w:p>
+      <w:pPr>
+        <w:pStyle w:val="ListBullet"/>
+        <w:spacing w:line="240" w:lineRule="auto"/>
+        <w:ind w:left="720"/>
+      </w:pPr>
+      <w:r>
+        <w:rPr>
+          <w:lang w:val="en_US" w:bidi="en_US"/>
+        </w:rPr>
+      </w:r>
+      <w:hyperlink r:id="rId14">
+        <w:r>
+          <w:rPr>
+            <w:lang w:val="en_US" w:bidi="en_US"/>
+          </w:rPr>
+          <w:rPr>
+            <w:color w:val="0000EE"/>
+            <w:u w:val="single"/>
+          </w:rPr>
+          <w:t>Setting the Stage</w:t>
+        </w:r>
+      </w:hyperlink>
+      <w:r>
+        <w:rPr>
+          <w:lang w:val="en_US" w:bidi="en_US"/>
+        </w:rPr>
+        <w:t xml:space="preserve"> (4.9 MB)</w:t>
+      </w:r>
+      <w:r>
+        <w:rPr>
+          <w:lang w:val="en_US" w:bidi="en_US"/>
+        </w:rPr>
+      </w:r>
+    </w:p>
+    <w:p>
+      <w:pPr>
+        <w:pStyle w:val="ListBullet"/>
+        <w:spacing w:line="240" w:lineRule="auto"/>
+        <w:ind w:left="720"/>
+      </w:pPr>
+      <w:r>
+        <w:rPr>
+          <w:lang w:val="en_US" w:bidi="en_US"/>
+        </w:rPr>
+      </w:r>
+      <w:hyperlink r:id="rId15">
+        <w:r>
+          <w:rPr>
+            <w:lang w:val="en_US" w:bidi="en_US"/>
+          </w:rPr>
+          <w:rPr>
+            <w:color w:val="0000EE"/>
+            <w:u w:val="single"/>
+          </w:rPr>
+          <w:t>Defining the Scenes</w:t>
+        </w:r>
+      </w:hyperlink>
+      <w:r>
+        <w:rPr>
+          <w:lang w:val="en_US" w:bidi="en_US"/>
+        </w:rPr>
+        <w:t xml:space="preserve"> (7.9 MB)</w:t>
+      </w:r>
+      <w:r>
+        <w:rPr>
+          <w:lang w:val="en_US" w:bidi="en_US"/>
+        </w:rPr>
+      </w:r>
+    </w:p>
+    <w:p>
+      <w:pPr>
+        <w:pStyle w:val="ListBullet"/>
+        <w:spacing w:line="240" w:lineRule="auto"/>
+        <w:ind w:left="720"/>
+      </w:pPr>
+      <w:r>
+        <w:rPr>
+          <w:lang w:val="en_US" w:bidi="en_US"/>
+        </w:rPr>
+      </w:r>
+      <w:hyperlink r:id="rId16">
+        <w:r>
+          <w:rPr>
+            <w:lang w:val="en_US" w:bidi="en_US"/>
+          </w:rPr>
+          <w:rPr>
+            <w:color w:val="0000EE"/>
+            <w:u w:val="single"/>
+          </w:rPr>
+          <w:t>Embodying the Text</w:t>
+        </w:r>
+      </w:hyperlink>
+      <w:r>
+        <w:rPr>
+          <w:lang w:val="en_US" w:bidi="en_US"/>
+        </w:rPr>
+        <w:t xml:space="preserve"> (2.8 MB)</w:t>
+      </w:r>
+      <w:r>
+        <w:rPr>
+          <w:lang w:val="en_US" w:bidi="en_US"/>
+        </w:rPr>
+      </w:r>
+    </w:p>
+    <w:p>
+      <w:pPr>
+        <w:pStyle w:val="ListBullet"/>
+        <w:spacing w:line="240" w:lineRule="auto"/>
+        <w:ind w:left="720"/>
+      </w:pPr>
+      <w:r>
+        <w:rPr>
+          <w:lang w:val="en_US" w:bidi="en_US"/>
+        </w:rPr>
+      </w:r>
+      <w:hyperlink r:id="rId17">
+        <w:r>
+          <w:rPr>
+            <w:lang w:val="en_US" w:bidi="en_US"/>
+          </w:rPr>
+          <w:rPr>
+            <w:color w:val="0000EE"/>
+            <w:u w:val="single"/>
+          </w:rPr>
+          <w:t>Filling the Gaps</w:t>
+        </w:r>
+      </w:hyperlink>
+      <w:r>
+        <w:rPr>
+          <w:lang w:val="en_US" w:bidi="en_US"/>
+        </w:rPr>
+        <w:t xml:space="preserve"> (3.9 MB)</w:t>
+      </w:r>
+      <w:r>
+        <w:rPr>
+          <w:lang w:val="en_US" w:bidi="en_US"/>
+        </w:rPr>
+      </w:r>
+    </w:p>
+    <w:p>
+      <w:pPr>
+        <w:pStyle w:val="ListBullet"/>
+        <w:spacing w:line="240" w:lineRule="auto"/>
+        <w:ind w:left="720"/>
+      </w:pPr>
+      <w:r>
+        <w:rPr>
+          <w:lang w:val="en_US" w:bidi="en_US"/>
+        </w:rPr>
+      </w:r>
+      <w:hyperlink r:id="rId18">
+        <w:r>
+          <w:rPr>
+            <w:lang w:val="en_US" w:bidi="en_US"/>
+          </w:rPr>
+          <w:rPr>
+            <w:color w:val="0000EE"/>
+            <w:u w:val="single"/>
+          </w:rPr>
+          <w:t>Speaking the Word</w:t>
+        </w:r>
+      </w:hyperlink>
+      <w:r>
+        <w:rPr>
+          <w:lang w:val="en_US" w:bidi="en_US"/>
+        </w:rPr>
+        <w:t xml:space="preserve"> (967 KB)</w:t>
+      </w:r>
+      <w:r>
+        <w:rPr>
+          <w:lang w:val="en_US" w:bidi="en_US"/>
+        </w:rPr>
+      </w:r>
+      <w:r>
+        <w:rPr>
+          <w:lang w:val="en_US" w:bidi="en_US"/>
+        </w:rPr>
+      </w:r>
+      <w:r>
+        <w:rPr>
+          <w:lang w:val="en_US" w:bidi="en_US"/>
+        </w:rPr>
+      </w:r>
+    </w:p>
+    <w:p>
+      <w:pPr/>
+      <w:r>
+        <w:rPr>
+          <w:lang w:val="en_US" w:bidi="en_US"/>
+        </w:rPr>
+      </w:r>
+    </w:p>
+    <w:p>
+      <w:pPr>
+        <w:pStyle w:val="Heading2"/>
+      </w:pPr>
+      <w:r>
+        <w:rPr>
+          <w:lang w:val="en_US" w:bidi="en_US"/>
+        </w:rPr>
         <w:t>Psalms 3:1–8</w:t>
       </w:r>
       <w:r>
@@ -5351,6 +5616,271 @@
         <w:rPr>
           <w:lang w:val="en_US" w:bidi="en_US"/>
         </w:rPr>
+        <w:t>Psalms 3:1–8</w:t>
+      </w:r>
+      <w:r>
+        <w:rPr>
+          <w:lang w:val="en_US" w:bidi="en_US"/>
+        </w:rPr>
+      </w:r>
+    </w:p>
+    <w:p>
+      <w:pPr>
+        <w:pStyle w:val="Heading4"/>
+      </w:pPr>
+      <w:r>
+        <w:rPr>
+          <w:lang w:val="en_US" w:bidi="en_US"/>
+        </w:rPr>
+        <w:t>Audio Content</w:t>
+      </w:r>
+      <w:r>
+        <w:rPr>
+          <w:lang w:val="en_US" w:bidi="en_US"/>
+        </w:rPr>
+      </w:r>
+      <w:r>
+        <w:rPr>
+          <w:lang w:val="en_US" w:bidi="en_US"/>
+        </w:rPr>
+      </w:r>
+    </w:p>
+    <w:p>
+      <w:pPr>
+        <w:pStyle w:val="ListBullet"/>
+        <w:spacing w:line="240" w:lineRule="auto"/>
+        <w:ind w:left="720"/>
+      </w:pPr>
+      <w:r>
+        <w:rPr>
+          <w:lang w:val="en_US" w:bidi="en_US"/>
+        </w:rPr>
+      </w:r>
+      <w:hyperlink r:id="rId19">
+        <w:r>
+          <w:rPr>
+            <w:lang w:val="en_US" w:bidi="en_US"/>
+          </w:rPr>
+          <w:rPr>
+            <w:color w:val="0000EE"/>
+            <w:u w:val="single"/>
+          </w:rPr>
+          <w:t>Hear and Heart</w:t>
+        </w:r>
+      </w:hyperlink>
+      <w:r>
+        <w:rPr>
+          <w:lang w:val="en_US" w:bidi="en_US"/>
+        </w:rPr>
+        <w:t xml:space="preserve"> (681 KB)</w:t>
+      </w:r>
+      <w:r>
+        <w:rPr>
+          <w:lang w:val="en_US" w:bidi="en_US"/>
+        </w:rPr>
+      </w:r>
+    </w:p>
+    <w:p>
+      <w:pPr>
+        <w:pStyle w:val="ListBullet"/>
+        <w:spacing w:line="240" w:lineRule="auto"/>
+        <w:ind w:left="720"/>
+      </w:pPr>
+      <w:r>
+        <w:rPr>
+          <w:lang w:val="en_US" w:bidi="en_US"/>
+        </w:rPr>
+      </w:r>
+      <w:hyperlink r:id="rId20">
+        <w:r>
+          <w:rPr>
+            <w:lang w:val="en_US" w:bidi="en_US"/>
+          </w:rPr>
+          <w:rPr>
+            <w:color w:val="0000EE"/>
+            <w:u w:val="single"/>
+          </w:rPr>
+          <w:t>Setting the Stage</w:t>
+        </w:r>
+      </w:hyperlink>
+      <w:r>
+        <w:rPr>
+          <w:lang w:val="en_US" w:bidi="en_US"/>
+        </w:rPr>
+        <w:t xml:space="preserve"> (5.7 MB)</w:t>
+      </w:r>
+      <w:r>
+        <w:rPr>
+          <w:lang w:val="en_US" w:bidi="en_US"/>
+        </w:rPr>
+      </w:r>
+    </w:p>
+    <w:p>
+      <w:pPr>
+        <w:pStyle w:val="ListBullet"/>
+        <w:spacing w:line="240" w:lineRule="auto"/>
+        <w:ind w:left="720"/>
+      </w:pPr>
+      <w:r>
+        <w:rPr>
+          <w:lang w:val="en_US" w:bidi="en_US"/>
+        </w:rPr>
+      </w:r>
+      <w:hyperlink r:id="rId21">
+        <w:r>
+          <w:rPr>
+            <w:lang w:val="en_US" w:bidi="en_US"/>
+          </w:rPr>
+          <w:rPr>
+            <w:color w:val="0000EE"/>
+            <w:u w:val="single"/>
+          </w:rPr>
+          <w:t>Defining the Scenes</w:t>
+        </w:r>
+      </w:hyperlink>
+      <w:r>
+        <w:rPr>
+          <w:lang w:val="en_US" w:bidi="en_US"/>
+        </w:rPr>
+        <w:t xml:space="preserve"> (7.6 MB)</w:t>
+      </w:r>
+      <w:r>
+        <w:rPr>
+          <w:lang w:val="en_US" w:bidi="en_US"/>
+        </w:rPr>
+      </w:r>
+    </w:p>
+    <w:p>
+      <w:pPr>
+        <w:pStyle w:val="ListBullet"/>
+        <w:spacing w:line="240" w:lineRule="auto"/>
+        <w:ind w:left="720"/>
+      </w:pPr>
+      <w:r>
+        <w:rPr>
+          <w:lang w:val="en_US" w:bidi="en_US"/>
+        </w:rPr>
+      </w:r>
+      <w:hyperlink r:id="rId22">
+        <w:r>
+          <w:rPr>
+            <w:lang w:val="en_US" w:bidi="en_US"/>
+          </w:rPr>
+          <w:rPr>
+            <w:color w:val="0000EE"/>
+            <w:u w:val="single"/>
+          </w:rPr>
+          <w:t>Embodying the Text</w:t>
+        </w:r>
+      </w:hyperlink>
+      <w:r>
+        <w:rPr>
+          <w:lang w:val="en_US" w:bidi="en_US"/>
+        </w:rPr>
+        <w:t xml:space="preserve"> (2.7 MB)</w:t>
+      </w:r>
+      <w:r>
+        <w:rPr>
+          <w:lang w:val="en_US" w:bidi="en_US"/>
+        </w:rPr>
+      </w:r>
+    </w:p>
+    <w:p>
+      <w:pPr>
+        <w:pStyle w:val="ListBullet"/>
+        <w:spacing w:line="240" w:lineRule="auto"/>
+        <w:ind w:left="720"/>
+      </w:pPr>
+      <w:r>
+        <w:rPr>
+          <w:lang w:val="en_US" w:bidi="en_US"/>
+        </w:rPr>
+      </w:r>
+      <w:hyperlink r:id="rId23">
+        <w:r>
+          <w:rPr>
+            <w:lang w:val="en_US" w:bidi="en_US"/>
+          </w:rPr>
+          <w:rPr>
+            <w:color w:val="0000EE"/>
+            <w:u w:val="single"/>
+          </w:rPr>
+          <w:t>Filling the Gaps</w:t>
+        </w:r>
+      </w:hyperlink>
+      <w:r>
+        <w:rPr>
+          <w:lang w:val="en_US" w:bidi="en_US"/>
+        </w:rPr>
+        <w:t xml:space="preserve"> (3.0 MB)</w:t>
+      </w:r>
+      <w:r>
+        <w:rPr>
+          <w:lang w:val="en_US" w:bidi="en_US"/>
+        </w:rPr>
+      </w:r>
+    </w:p>
+    <w:p>
+      <w:pPr>
+        <w:pStyle w:val="ListBullet"/>
+        <w:spacing w:line="240" w:lineRule="auto"/>
+        <w:ind w:left="720"/>
+      </w:pPr>
+      <w:r>
+        <w:rPr>
+          <w:lang w:val="en_US" w:bidi="en_US"/>
+        </w:rPr>
+      </w:r>
+      <w:hyperlink r:id="rId24">
+        <w:r>
+          <w:rPr>
+            <w:lang w:val="en_US" w:bidi="en_US"/>
+          </w:rPr>
+          <w:rPr>
+            <w:color w:val="0000EE"/>
+            <w:u w:val="single"/>
+          </w:rPr>
+          <w:t>Speaking the Word</w:t>
+        </w:r>
+      </w:hyperlink>
+      <w:r>
+        <w:rPr>
+          <w:lang w:val="en_US" w:bidi="en_US"/>
+        </w:rPr>
+        <w:t xml:space="preserve"> (978 KB)</w:t>
+      </w:r>
+      <w:r>
+        <w:rPr>
+          <w:lang w:val="en_US" w:bidi="en_US"/>
+        </w:rPr>
+      </w:r>
+      <w:r>
+        <w:rPr>
+          <w:lang w:val="en_US" w:bidi="en_US"/>
+        </w:rPr>
+      </w:r>
+      <w:r>
+        <w:rPr>
+          <w:lang w:val="en_US" w:bidi="en_US"/>
+        </w:rPr>
+      </w:r>
+    </w:p>
+    <w:p>
+      <w:pPr/>
+      <w:r>
+        <w:rPr>
+          <w:lang w:val="en_US" w:bidi="en_US"/>
+        </w:rPr>
+      </w:r>
+    </w:p>
+    <w:p>
+      <w:pPr>
+        <w:pStyle w:val="Heading2"/>
+      </w:pPr>
+      <w:r>
+        <w:rPr>
+          <w:lang w:val="en_US" w:bidi="en_US"/>
+        </w:rPr>
         <w:t>Psalms 117:1–2</w:t>
       </w:r>
       <w:r>
@@ -7012,6 +7542,271 @@
           <w:lang w:val="en_US" w:bidi="en_US"/>
         </w:rPr>
         <w:t>Finally, the group can put together a final version of the passage that everyone agrees on. Each group member should practice telling this final version of the passage.</w:t>
+      </w:r>
+      <w:r>
+        <w:rPr>
+          <w:lang w:val="en_US" w:bidi="en_US"/>
+        </w:rPr>
+      </w:r>
+      <w:r>
+        <w:rPr>
+          <w:lang w:val="en_US" w:bidi="en_US"/>
+        </w:rPr>
+      </w:r>
+    </w:p>
+    <w:p>
+      <w:pPr/>
+      <w:r>
+        <w:rPr>
+          <w:lang w:val="en_US" w:bidi="en_US"/>
+        </w:rPr>
+      </w:r>
+    </w:p>
+    <w:p>
+      <w:pPr>
+        <w:pStyle w:val="Heading2"/>
+      </w:pPr>
+      <w:r>
+        <w:rPr>
+          <w:lang w:val="en_US" w:bidi="en_US"/>
+        </w:rPr>
+        <w:t>Psalms 117:1–2</w:t>
+      </w:r>
+      <w:r>
+        <w:rPr>
+          <w:lang w:val="en_US" w:bidi="en_US"/>
+        </w:rPr>
+      </w:r>
+    </w:p>
+    <w:p>
+      <w:pPr>
+        <w:pStyle w:val="Heading4"/>
+      </w:pPr>
+      <w:r>
+        <w:rPr>
+          <w:lang w:val="en_US" w:bidi="en_US"/>
+        </w:rPr>
+        <w:t>Audio Content</w:t>
+      </w:r>
+      <w:r>
+        <w:rPr>
+          <w:lang w:val="en_US" w:bidi="en_US"/>
+        </w:rPr>
+      </w:r>
+      <w:r>
+        <w:rPr>
+          <w:lang w:val="en_US" w:bidi="en_US"/>
+        </w:rPr>
+      </w:r>
+    </w:p>
+    <w:p>
+      <w:pPr>
+        <w:pStyle w:val="ListBullet"/>
+        <w:spacing w:line="240" w:lineRule="auto"/>
+        <w:ind w:left="720"/>
+      </w:pPr>
+      <w:r>
+        <w:rPr>
+          <w:lang w:val="en_US" w:bidi="en_US"/>
+        </w:rPr>
+      </w:r>
+      <w:hyperlink r:id="rId25">
+        <w:r>
+          <w:rPr>
+            <w:lang w:val="en_US" w:bidi="en_US"/>
+          </w:rPr>
+          <w:rPr>
+            <w:color w:val="0000EE"/>
+            <w:u w:val="single"/>
+          </w:rPr>
+          <w:t>Hear and Heart</w:t>
+        </w:r>
+      </w:hyperlink>
+      <w:r>
+        <w:rPr>
+          <w:lang w:val="en_US" w:bidi="en_US"/>
+        </w:rPr>
+        <w:t xml:space="preserve"> (641 KB)</w:t>
+      </w:r>
+      <w:r>
+        <w:rPr>
+          <w:lang w:val="en_US" w:bidi="en_US"/>
+        </w:rPr>
+      </w:r>
+    </w:p>
+    <w:p>
+      <w:pPr>
+        <w:pStyle w:val="ListBullet"/>
+        <w:spacing w:line="240" w:lineRule="auto"/>
+        <w:ind w:left="720"/>
+      </w:pPr>
+      <w:r>
+        <w:rPr>
+          <w:lang w:val="en_US" w:bidi="en_US"/>
+        </w:rPr>
+      </w:r>
+      <w:hyperlink r:id="rId26">
+        <w:r>
+          <w:rPr>
+            <w:lang w:val="en_US" w:bidi="en_US"/>
+          </w:rPr>
+          <w:rPr>
+            <w:color w:val="0000EE"/>
+            <w:u w:val="single"/>
+          </w:rPr>
+          <w:t>Setting the Stage</w:t>
+        </w:r>
+      </w:hyperlink>
+      <w:r>
+        <w:rPr>
+          <w:lang w:val="en_US" w:bidi="en_US"/>
+        </w:rPr>
+        <w:t xml:space="preserve"> (1.7 MB)</w:t>
+      </w:r>
+      <w:r>
+        <w:rPr>
+          <w:lang w:val="en_US" w:bidi="en_US"/>
+        </w:rPr>
+      </w:r>
+    </w:p>
+    <w:p>
+      <w:pPr>
+        <w:pStyle w:val="ListBullet"/>
+        <w:spacing w:line="240" w:lineRule="auto"/>
+        <w:ind w:left="720"/>
+      </w:pPr>
+      <w:r>
+        <w:rPr>
+          <w:lang w:val="en_US" w:bidi="en_US"/>
+        </w:rPr>
+      </w:r>
+      <w:hyperlink r:id="rId27">
+        <w:r>
+          <w:rPr>
+            <w:lang w:val="en_US" w:bidi="en_US"/>
+          </w:rPr>
+          <w:rPr>
+            <w:color w:val="0000EE"/>
+            <w:u w:val="single"/>
+          </w:rPr>
+          <w:t>Defining the Scenes</w:t>
+        </w:r>
+      </w:hyperlink>
+      <w:r>
+        <w:rPr>
+          <w:lang w:val="en_US" w:bidi="en_US"/>
+        </w:rPr>
+        <w:t xml:space="preserve"> (2.3 MB)</w:t>
+      </w:r>
+      <w:r>
+        <w:rPr>
+          <w:lang w:val="en_US" w:bidi="en_US"/>
+        </w:rPr>
+      </w:r>
+    </w:p>
+    <w:p>
+      <w:pPr>
+        <w:pStyle w:val="ListBullet"/>
+        <w:spacing w:line="240" w:lineRule="auto"/>
+        <w:ind w:left="720"/>
+      </w:pPr>
+      <w:r>
+        <w:rPr>
+          <w:lang w:val="en_US" w:bidi="en_US"/>
+        </w:rPr>
+      </w:r>
+      <w:hyperlink r:id="rId28">
+        <w:r>
+          <w:rPr>
+            <w:lang w:val="en_US" w:bidi="en_US"/>
+          </w:rPr>
+          <w:rPr>
+            <w:color w:val="0000EE"/>
+            <w:u w:val="single"/>
+          </w:rPr>
+          <w:t>Embodying the Text</w:t>
+        </w:r>
+      </w:hyperlink>
+      <w:r>
+        <w:rPr>
+          <w:lang w:val="en_US" w:bidi="en_US"/>
+        </w:rPr>
+        <w:t xml:space="preserve"> (1.3 MB)</w:t>
+      </w:r>
+      <w:r>
+        <w:rPr>
+          <w:lang w:val="en_US" w:bidi="en_US"/>
+        </w:rPr>
+      </w:r>
+    </w:p>
+    <w:p>
+      <w:pPr>
+        <w:pStyle w:val="ListBullet"/>
+        <w:spacing w:line="240" w:lineRule="auto"/>
+        <w:ind w:left="720"/>
+      </w:pPr>
+      <w:r>
+        <w:rPr>
+          <w:lang w:val="en_US" w:bidi="en_US"/>
+        </w:rPr>
+      </w:r>
+      <w:hyperlink r:id="rId29">
+        <w:r>
+          <w:rPr>
+            <w:lang w:val="en_US" w:bidi="en_US"/>
+          </w:rPr>
+          <w:rPr>
+            <w:color w:val="0000EE"/>
+            <w:u w:val="single"/>
+          </w:rPr>
+          <w:t>Filling the Gaps</w:t>
+        </w:r>
+      </w:hyperlink>
+      <w:r>
+        <w:rPr>
+          <w:lang w:val="en_US" w:bidi="en_US"/>
+        </w:rPr>
+        <w:t xml:space="preserve"> (1.2 MB)</w:t>
+      </w:r>
+      <w:r>
+        <w:rPr>
+          <w:lang w:val="en_US" w:bidi="en_US"/>
+        </w:rPr>
+      </w:r>
+    </w:p>
+    <w:p>
+      <w:pPr>
+        <w:pStyle w:val="ListBullet"/>
+        <w:spacing w:line="240" w:lineRule="auto"/>
+        <w:ind w:left="720"/>
+      </w:pPr>
+      <w:r>
+        <w:rPr>
+          <w:lang w:val="en_US" w:bidi="en_US"/>
+        </w:rPr>
+      </w:r>
+      <w:hyperlink r:id="rId30">
+        <w:r>
+          <w:rPr>
+            <w:lang w:val="en_US" w:bidi="en_US"/>
+          </w:rPr>
+          <w:rPr>
+            <w:color w:val="0000EE"/>
+            <w:u w:val="single"/>
+          </w:rPr>
+          <w:t>Speaking the Word</w:t>
+        </w:r>
+      </w:hyperlink>
+      <w:r>
+        <w:rPr>
+          <w:lang w:val="en_US" w:bidi="en_US"/>
+        </w:rPr>
+        <w:t xml:space="preserve"> (1014 KB)</w:t>
+      </w:r>
+      <w:r>
+        <w:rPr>
+          <w:lang w:val="en_US" w:bidi="en_US"/>
+        </w:rPr>
       </w:r>
       <w:r>
         <w:rPr>
